--- a/public/Raja_Resume_v2.docx
+++ b/public/Raja_Resume_v2.docx
@@ -26,7 +26,7 @@
           <w:color w:val="374151"/>
           <w:sz w:val="16"/>
         </w:rPr>
-        <w:t>Ottawa, ON, Canada | Open Work Permit | +1 647-482-4254 | rajasatyavardhan@gmail.com</w:t>
+        <w:t>Hamilton, ON, Canada | Open Work Permit | +1 647-482-4254 | rajasatyavardhan@gmail.com</w:t>
       </w:r>
     </w:p>
     <w:p>
